--- a/labs/03-single-area-ospfv2/CCNP_ENCOR_Single_Area_OSPFv2_KB.docx
+++ b/labs/03-single-area-ospfv2/CCNP_ENCOR_Single_Area_OSPFv2_KB.docx
@@ -88,6 +88,9 @@
         <w:gridCol w:w="10166"/>
       </w:tblGrid>
       <w:tr>
+        <w:trPr>
+          <w:cantSplit/>
+        </w:trPr>
         <w:tc>
           <w:tcPr>
             <w:tcW w:type="dxa" w:w="10166"/>
@@ -124,7 +127,7 @@
     </w:p>
     <w:p>
       <w:r>
-        <w:t>This lab supports ENCOR Infrastructure objective 3.2.b for configuring and verifying OSPFv2 environments, including neighbor adjacency, broadcast behavior, and passive interfaces.</w:t>
+        <w:t>ENCOR 350-401 v1.2 alignment: 3.0 Infrastructure → 3.2 Layer 3 → 3.2.b, simple OSPFv2/v3 environments. This focused lab covers the single-area OSPFv2 portion: adjacency, broadcast and point-to-point network types, passive interfaces and route exchange. Multi-area, summarization, filtering and OSPFv3 remain separate labs. Metric analysis reinforces the same topology.</w:t>
       </w:r>
     </w:p>
     <w:p>
@@ -164,7 +167,27 @@
         <w:pStyle w:val="ListBullet"/>
       </w:pPr>
       <w:r>
-        <w:t>Troubleshoot OSPF parameter mismatches and observe reconvergence.</w:t>
+        <w:t>Predict path metrics, compare network types, and diagnose adjacency or prefix failures even when the triangle masks the outage.</w:t>
+      </w:r>
+    </w:p>
+    <w:p>
+      <w:pPr>
+        <w:pStyle w:val="Heading2"/>
+      </w:pPr>
+      <w:r>
+        <w:t>Independent practice and evidence</w:t>
+      </w:r>
+    </w:p>
+    <w:p>
+      <w:pPr/>
+      <w:r>
+        <w:t>Allow 90–120 minutes for the required work; this is a practice target, not a Cisco exam timing or scoring rule. Use the existing CML YAML and console access. Attempt the requirements before opening the reference solution. Keep a known-good configuration checkpoint before fault injection.</w:t>
+      </w:r>
+    </w:p>
+    <w:p>
+      <w:pPr/>
+      <w:r>
+        <w:t>For every incident, submit the symptom, two competing explanations, the command and exact field that separates them, the smallest correction, and before-and-after tests. A successful ping or a copied configuration alone does not meet the completion criteria.</w:t>
       </w:r>
     </w:p>
     <w:p>
@@ -191,6 +214,7 @@
       <w:tr>
         <w:trPr>
           <w:tblHeader w:val="true"/>
+          <w:cantSplit/>
         </w:trPr>
         <w:tc>
           <w:tcPr>
@@ -290,6 +314,9 @@
         </w:tc>
       </w:tr>
       <w:tr>
+        <w:trPr>
+          <w:cantSplit/>
+        </w:trPr>
         <w:tc>
           <w:tcPr>
             <w:tcW w:type="dxa" w:w="2541"/>
@@ -372,6 +399,9 @@
         </w:tc>
       </w:tr>
       <w:tr>
+        <w:trPr>
+          <w:cantSplit/>
+        </w:trPr>
         <w:tc>
           <w:tcPr>
             <w:tcW w:type="dxa" w:w="2541"/>
@@ -454,6 +484,9 @@
         </w:tc>
       </w:tr>
       <w:tr>
+        <w:trPr>
+          <w:cantSplit/>
+        </w:trPr>
         <w:tc>
           <w:tcPr>
             <w:tcW w:type="dxa" w:w="2541"/>
@@ -536,6 +569,9 @@
         </w:tc>
       </w:tr>
       <w:tr>
+        <w:trPr>
+          <w:cantSplit/>
+        </w:trPr>
         <w:tc>
           <w:tcPr>
             <w:tcW w:type="dxa" w:w="2541"/>
@@ -618,6 +654,9 @@
         </w:tc>
       </w:tr>
       <w:tr>
+        <w:trPr>
+          <w:cantSplit/>
+        </w:trPr>
         <w:tc>
           <w:tcPr>
             <w:tcW w:type="dxa" w:w="2541"/>
@@ -700,6 +739,9 @@
         </w:tc>
       </w:tr>
       <w:tr>
+        <w:trPr>
+          <w:cantSplit/>
+        </w:trPr>
         <w:tc>
           <w:tcPr>
             <w:tcW w:type="dxa" w:w="2541"/>
@@ -782,6 +824,9 @@
         </w:tc>
       </w:tr>
       <w:tr>
+        <w:trPr>
+          <w:cantSplit/>
+        </w:trPr>
         <w:tc>
           <w:tcPr>
             <w:tcW w:type="dxa" w:w="2541"/>
@@ -864,6 +909,9 @@
         </w:tc>
       </w:tr>
       <w:tr>
+        <w:trPr>
+          <w:cantSplit/>
+        </w:trPr>
         <w:tc>
           <w:tcPr>
             <w:tcW w:type="dxa" w:w="2541"/>
@@ -946,6 +994,9 @@
         </w:tc>
       </w:tr>
       <w:tr>
+        <w:trPr>
+          <w:cantSplit/>
+        </w:trPr>
         <w:tc>
           <w:tcPr>
             <w:tcW w:type="dxa" w:w="2541"/>
@@ -1151,117 +1202,18 @@
         <w:pStyle w:val="Heading1"/>
       </w:pPr>
       <w:r>
-        <w:t>5. Configure OSPFv2</w:t>
+        <w:t>5. Independent OSPFv2 Implementation</w:t>
       </w:r>
     </w:p>
     <w:p>
       <w:r>
-        <w:t>The configuration uses precise network statements. Loopback0 is passive but remains advertised.</w:t>
+        <w:t>Implement process 10 in area 0 with the router IDs and addressing shown. Advertise every transit subnet and loopback; prevent Hellos on Loopback0. Choose precise network statements or interface-based activation and explain how your choice selects interfaces. Do not use static routes, default routes, redistribution or broad catch-all network statements to pass the reachability checks. Reference commands appear after the assessment.</w:t>
       </w:r>
     </w:p>
     <w:p>
-      <w:pPr>
-        <w:pStyle w:val="Heading2"/>
-      </w:pPr>
+      <w:pPr/>
       <w:r>
-        <w:t>R1</w:t>
-      </w:r>
-    </w:p>
-    <w:p>
-      <w:pPr>
-        <w:pStyle w:val="CodeBlock"/>
-        <w:keepLines/>
-      </w:pPr>
-      <w:r>
-        <w:t>enable</w:t>
-        <w:br/>
-        <w:t>configure terminal</w:t>
-        <w:br/>
-        <w:t>router ospf 10</w:t>
-        <w:br/>
-        <w:t xml:space="preserve"> router-id 1.1.1.1</w:t>
-        <w:br/>
-        <w:t xml:space="preserve"> passive-interface loopback0</w:t>
-        <w:br/>
-        <w:t xml:space="preserve"> network 1.1.1.1 0.0.0.0 area 0</w:t>
-        <w:br/>
-        <w:t xml:space="preserve"> network 10.12.0.0 0.0.0.3 area 0</w:t>
-        <w:br/>
-        <w:t xml:space="preserve"> network 10.13.0.0 0.0.0.3 area 0</w:t>
-        <w:br/>
-        <w:t>end</w:t>
-        <w:br/>
-        <w:t>copy running-config startup-config</w:t>
-      </w:r>
-    </w:p>
-    <w:p>
-      <w:pPr>
-        <w:pStyle w:val="Heading2"/>
-      </w:pPr>
-      <w:r>
-        <w:t>R2</w:t>
-      </w:r>
-    </w:p>
-    <w:p>
-      <w:pPr>
-        <w:pStyle w:val="CodeBlock"/>
-        <w:keepLines/>
-      </w:pPr>
-      <w:r>
-        <w:t>enable</w:t>
-        <w:br/>
-        <w:t>configure terminal</w:t>
-        <w:br/>
-        <w:t>router ospf 10</w:t>
-        <w:br/>
-        <w:t xml:space="preserve"> router-id 2.2.2.2</w:t>
-        <w:br/>
-        <w:t xml:space="preserve"> passive-interface loopback0</w:t>
-        <w:br/>
-        <w:t xml:space="preserve"> network 2.2.2.2 0.0.0.0 area 0</w:t>
-        <w:br/>
-        <w:t xml:space="preserve"> network 10.12.0.0 0.0.0.3 area 0</w:t>
-        <w:br/>
-        <w:t xml:space="preserve"> network 10.23.0.0 0.0.0.3 area 0</w:t>
-        <w:br/>
-        <w:t>end</w:t>
-        <w:br/>
-        <w:t>copy running-config startup-config</w:t>
-      </w:r>
-    </w:p>
-    <w:p>
-      <w:pPr>
-        <w:pStyle w:val="Heading2"/>
-      </w:pPr>
-      <w:r>
-        <w:t>R3</w:t>
-      </w:r>
-    </w:p>
-    <w:p>
-      <w:pPr>
-        <w:pStyle w:val="CodeBlock"/>
-        <w:keepLines/>
-      </w:pPr>
-      <w:r>
-        <w:t>enable</w:t>
-        <w:br/>
-        <w:t>configure terminal</w:t>
-        <w:br/>
-        <w:t>router ospf 10</w:t>
-        <w:br/>
-        <w:t xml:space="preserve"> router-id 3.3.3.3</w:t>
-        <w:br/>
-        <w:t xml:space="preserve"> passive-interface loopback0</w:t>
-        <w:br/>
-        <w:t xml:space="preserve"> network 3.3.3.3 0.0.0.0 area 0</w:t>
-        <w:br/>
-        <w:t xml:space="preserve"> network 10.13.0.0 0.0.0.3 area 0</w:t>
-        <w:br/>
-        <w:t xml:space="preserve"> network 10.23.0.0 0.0.0.3 area 0</w:t>
-        <w:br/>
-        <w:t>end</w:t>
-        <w:br/>
-        <w:t>copy running-config startup-config</w:t>
+        <w:t>Before configuration, predict which routes are connected and which must be learned on each router. After configuration, produce an adjacency map by physical segment, a list of expected remote prefixes, and source-specific reachability evidence. Read the LSDB and RIB independently: FULL adjacency is necessary but does not prove every required prefix was advertised.</w:t>
       </w:r>
     </w:p>
     <w:p>
@@ -1407,6 +1359,7 @@
       <w:tr>
         <w:trPr>
           <w:tblHeader w:val="true"/>
+          <w:cantSplit/>
         </w:trPr>
         <w:tc>
           <w:tcPr>
@@ -1482,6 +1435,9 @@
         </w:tc>
       </w:tr>
       <w:tr>
+        <w:trPr>
+          <w:cantSplit/>
+        </w:trPr>
         <w:tc>
           <w:tcPr>
             <w:tcW w:type="dxa" w:w="3389"/>
@@ -1544,6 +1500,9 @@
         </w:tc>
       </w:tr>
       <w:tr>
+        <w:trPr>
+          <w:cantSplit/>
+        </w:trPr>
         <w:tc>
           <w:tcPr>
             <w:tcW w:type="dxa" w:w="3389"/>
@@ -1606,6 +1565,9 @@
         </w:tc>
       </w:tr>
       <w:tr>
+        <w:trPr>
+          <w:cantSplit/>
+        </w:trPr>
         <w:tc>
           <w:tcPr>
             <w:tcW w:type="dxa" w:w="3389"/>
@@ -1761,6 +1723,7 @@
       <w:tr>
         <w:trPr>
           <w:tblHeader w:val="true"/>
+          <w:cantSplit/>
         </w:trPr>
         <w:tc>
           <w:tcPr>
@@ -1836,6 +1799,9 @@
         </w:tc>
       </w:tr>
       <w:tr>
+        <w:trPr>
+          <w:cantSplit/>
+        </w:trPr>
         <w:tc>
           <w:tcPr>
             <w:tcW w:type="dxa" w:w="3389"/>
@@ -1898,6 +1864,9 @@
         </w:tc>
       </w:tr>
       <w:tr>
+        <w:trPr>
+          <w:cantSplit/>
+        </w:trPr>
         <w:tc>
           <w:tcPr>
             <w:tcW w:type="dxa" w:w="3389"/>
@@ -1960,6 +1929,9 @@
         </w:tc>
       </w:tr>
       <w:tr>
+        <w:trPr>
+          <w:cantSplit/>
+        </w:trPr>
         <w:tc>
           <w:tcPr>
             <w:tcW w:type="dxa" w:w="3389"/>
@@ -2022,6 +1994,9 @@
         </w:tc>
       </w:tr>
       <w:tr>
+        <w:trPr>
+          <w:cantSplit/>
+        </w:trPr>
         <w:tc>
           <w:tcPr>
             <w:tcW w:type="dxa" w:w="3389"/>
@@ -2084,6 +2059,9 @@
         </w:tc>
       </w:tr>
       <w:tr>
+        <w:trPr>
+          <w:cantSplit/>
+        </w:trPr>
         <w:tc>
           <w:tcPr>
             <w:tcW w:type="dxa" w:w="3389"/>
@@ -2146,6 +2124,9 @@
         </w:tc>
       </w:tr>
       <w:tr>
+        <w:trPr>
+          <w:cantSplit/>
+        </w:trPr>
         <w:tc>
           <w:tcPr>
             <w:tcW w:type="dxa" w:w="3389"/>
@@ -2208,6 +2189,9 @@
         </w:tc>
       </w:tr>
       <w:tr>
+        <w:trPr>
+          <w:cantSplit/>
+        </w:trPr>
         <w:tc>
           <w:tcPr>
             <w:tcW w:type="dxa" w:w="3389"/>
@@ -2275,68 +2259,95 @@
         <w:pStyle w:val="Heading1"/>
       </w:pPr>
       <w:r>
-        <w:t>11. Optional ENCOR Challenges</w:t>
+        <w:t>11. Required OSPF Analysis and Recovery</w:t>
       </w:r>
     </w:p>
     <w:p>
       <w:pPr>
-        <w:pStyle w:val="ListNumber"/>
+        <w:pStyle w:val="Heading2"/>
       </w:pPr>
       <w:r>
-        <w:t>Compare DR and BDR roles on all three Ethernet segments using show ip ospf neighbor and interface output.</w:t>
+        <w:t>11.1 Explain broadcast adjacency and LSAs</w:t>
+      </w:r>
+    </w:p>
+    <w:p>
+      <w:pPr/>
+      <w:r>
+        <w:t>For each of the three Ethernet segments, record its DR, BDR, priority, router IDs and FULL neighbor state. There is a separate election per segment, not one DR for the triangle. Explain why you cannot infer the current DR solely from the largest router ID: elections are non-preemptive and depend on eligibility and startup history.</w:t>
+      </w:r>
+    </w:p>
+    <w:p>
+      <w:pPr/>
+      <w:r>
+        <w:t>Collect show ip ospf database router and show ip ospf database network on each router. After convergence, expect three area-0 Type 1 router LSAs and one Type 2 network LSA per active broadcast segment with an adjacency. Match each Type 2 Link State ID to the DR interface address and Advertising Router to the DR router ID. Compare identities and topology content, not identical LSA ages.</w:t>
       </w:r>
     </w:p>
     <w:p>
       <w:pPr>
-        <w:pStyle w:val="ListNumber"/>
+        <w:pStyle w:val="Heading2"/>
       </w:pPr>
       <w:r>
-        <w:t>Shut one transit interface, observe adjacency loss and route reconvergence, then restore it.</w:t>
+        <w:t>11.2 Convert one segment to point-to-point</w:t>
+      </w:r>
+    </w:p>
+    <w:p>
+      <w:pPr/>
+      <w:r>
+        <w:t>Record the baseline, then configure ip ospf network point-to-point on BOTH R1 Gi0/1 and R3 Gi0/1. Predict adjacency disruption, final neighbor state, DR/BDR relevance and Type 2 LSA changes. Verify FULL/- on that segment and the eventual removal of its active Type 2 LSA; flushed MaxAge entries may be visible briefly. The other two segments remain broadcast. Restore the default broadcast type on both interfaces and verify the baseline.</w:t>
       </w:r>
     </w:p>
     <w:p>
       <w:pPr>
-        <w:pStyle w:val="ListNumber"/>
+        <w:pStyle w:val="Heading2"/>
       </w:pPr>
       <w:r>
-        <w:t>Change an interface OSPF cost, predict the preferred path to a remote loopback, and verify the routing table and CEF path.</w:t>
+        <w:t>11.3 Calculate and prove path selection</w:t>
+      </w:r>
+    </w:p>
+    <w:p>
+      <w:pPr/>
+      <w:r>
+        <w:t>For a deterministic experiment, set ip ospf cost 10 on Gi0/0 and Gi0/1 of all three routers, and ip ospf cost 1 on every Loopback0. Verify the displayed costs. From R1, calculate direct and alternate costs to 3.3.3.3/32 before changing R1 Gi0/1 to cost 20, then 30. Record the expected next hop(s) and total metric for all three stages.</w:t>
+      </w:r>
+    </w:p>
+    <w:p>
+      <w:pPr/>
+      <w:r>
+        <w:t>Use show ip route 3.3.3.3 and show ip cef 3.3.3.3 to prove each prediction. At equal cost, verify that the maximum-paths setting permits both paths. A single traceroute need not display both equal-cost paths because forwarding selects paths per flow. Explain why changing R1’s outgoing cost does not automatically make R3’s return path symmetric.</w:t>
       </w:r>
     </w:p>
     <w:p>
       <w:pPr>
-        <w:pStyle w:val="ListNumber"/>
+        <w:pStyle w:val="Heading2"/>
       </w:pPr>
       <w:r>
-        <w:t>Configure ip ospf network point-to-point on both ends of one Ethernet link, then compare neighbor output and LSDB behavior.</w:t>
+        <w:t>11.4 Diagnose a failure masked by the triangle</w:t>
+      </w:r>
+    </w:p>
+    <w:p>
+      <w:pPr/>
+      <w:r>
+        <w:t>Restore explicit transit cost 10. In a lab checkpoint, have the injector configure passive-interface GigabitEthernet0/0 under R2 process 10. Wait for the peer to detect the loss. Predict neighbor counts on R1, R2 and R3, and test all remote loopbacks. Explain how loopback pings can still pass while a required adjacency is missing. Repair the passive setting rather than adding a static route.</w:t>
+      </w:r>
+    </w:p>
+    <w:p>
+      <w:pPr/>
+      <w:r>
+        <w:t>In a separate trial, remove only R3’s Loopback0 OSPF activation while keeping the interface and router ID. If using the reference network configuration, remove network 3.3.3.3 0.0.0.0 area 0. Predict adjacency state, the router LSA identity and the 3.3.3.3/32 route. Prove why a Router ID of 3.3.3.3 does not itself advertise that prefix; then restore its activation.</w:t>
       </w:r>
     </w:p>
     <w:p>
       <w:pPr>
-        <w:pStyle w:val="ListNumber"/>
+        <w:pStyle w:val="Heading2"/>
       </w:pPr>
       <w:r>
-        <w:t>Use passive-interface default with no passive-interface on transit links as an alternative hardening pattern.</w:t>
+        <w:t>11.5 Change and recovery evidence</w:t>
       </w:r>
     </w:p>
     <w:p>
-      <w:pPr>
-        <w:pStyle w:val="CodeBlock"/>
-        <w:keepLines/>
-      </w:pPr>
+      <w:pPr/>
       <w:r>
-        <w:t>interface gigabitEthernet 0/0</w:t>
-        <w:br/>
-        <w:t xml:space="preserve"> ip ospf cost 50</w:t>
-        <w:br/>
-        <w:t>!</w:t>
-        <w:br/>
-        <w:t>router ospf 10</w:t>
-        <w:br/>
-        <w:t xml:space="preserve"> passive-interface default</w:t>
-        <w:br/>
-        <w:t xml:space="preserve"> no passive-interface gigabitEthernet 0/0</w:t>
-        <w:br/>
-        <w:t xml:space="preserve"> no passive-interface gigabitEthernet 0/1</w:t>
+        <w:t>With all adjacencies healthy, shut R1 Gi0/1 and observe neighbor loss, R1’s route to 3.3.3.3 via R2, and source-specific traffic recovery. Record the detection mechanism and measured interruption. Do not assume the dead timer governs local physical link-down detection or claim a fixed convergence time. Restore the interface and all temporary costs with no ip ospf cost; verify the original broadcast, area-0 topology before saving.</w:t>
       </w:r>
     </w:p>
     <w:p>
@@ -2434,6 +2445,225 @@
         <w:t>ping &lt;remote-loopback&gt; source loopback0</w:t>
         <w:br/>
         <w:t>clear ip ospf process</w:t>
+      </w:r>
+    </w:p>
+    <w:p>
+      <w:pPr>
+        <w:pStyle w:val="Heading1"/>
+      </w:pPr>
+      <w:r>
+        <w:t>14. Independent Assessment</w:t>
+      </w:r>
+    </w:p>
+    <w:p>
+      <w:pPr/>
+      <w:r>
+        <w:t>Repeat the required tasks from the original YAML without the solution section. Self-assess each category: 0 = missing or incorrect, 1 = completed with hints or incomplete evidence, 2 = independent completion with correct explanation and evidence.</w:t>
+      </w:r>
+    </w:p>
+    <w:p>
+      <w:pPr>
+        <w:pStyle w:val="ListBullet"/>
+      </w:pPr>
+      <w:r>
+        <w:t>Implementation: correct interface activation, router IDs, passive loopbacks and all required prefixes.</w:t>
+      </w:r>
+    </w:p>
+    <w:p>
+      <w:pPr>
+        <w:pStyle w:val="ListBullet"/>
+      </w:pPr>
+      <w:r>
+        <w:t>Control-plane interpretation: per-segment elections, Type 1/2 LSA mapping and the point-to-point comparison.</w:t>
+      </w:r>
+    </w:p>
+    <w:p>
+      <w:pPr>
+        <w:pStyle w:val="ListBullet"/>
+      </w:pPr>
+      <w:r>
+        <w:t>Path reasoning: correct direct, equal-cost and alternate-path metrics verified in RIB and CEF.</w:t>
+      </w:r>
+    </w:p>
+    <w:p>
+      <w:pPr>
+        <w:pStyle w:val="ListBullet"/>
+      </w:pPr>
+      <w:r>
+        <w:t>Recovery: adjacency and prefix incidents isolated independently, measured link-failure recovery, and full restoration.</w:t>
+      </w:r>
+    </w:p>
+    <w:p>
+      <w:pPr/>
+      <w:r>
+        <w:t>Target 8/8 and all final-state checks satisfied. This rubric measures readiness for this lab’s objective; it is not an official Cisco score or a guarantee of exam performance. Record a corrective study action for each category below 2.</w:t>
+      </w:r>
+    </w:p>
+    <w:p>
+      <w:pPr>
+        <w:pStyle w:val="Heading1"/>
+      </w:pPr>
+      <w:r>
+        <w:t>15. Reference Solution and Reasoning</w:t>
+      </w:r>
+    </w:p>
+    <w:p>
+      <w:pPr>
+        <w:pStyle w:val="Heading2"/>
+      </w:pPr>
+      <w:r>
+        <w:t>R1</w:t>
+      </w:r>
+    </w:p>
+    <w:p>
+      <w:pPr>
+        <w:pStyle w:val="CodeBlock"/>
+        <w:keepLines/>
+      </w:pPr>
+      <w:r>
+        <w:t>enable</w:t>
+        <w:br/>
+        <w:t>configure terminal</w:t>
+        <w:br/>
+        <w:t>router ospf 10</w:t>
+        <w:br/>
+        <w:t xml:space="preserve"> router-id 1.1.1.1</w:t>
+        <w:br/>
+        <w:t xml:space="preserve"> passive-interface loopback0</w:t>
+        <w:br/>
+        <w:t xml:space="preserve"> network 1.1.1.1 0.0.0.0 area 0</w:t>
+        <w:br/>
+        <w:t xml:space="preserve"> network 10.12.0.0 0.0.0.3 area 0</w:t>
+        <w:br/>
+        <w:t xml:space="preserve"> network 10.13.0.0 0.0.0.3 area 0</w:t>
+        <w:br/>
+        <w:t>end</w:t>
+        <w:br/>
+        <w:t>copy running-config startup-config</w:t>
+      </w:r>
+    </w:p>
+    <w:p>
+      <w:pPr>
+        <w:pStyle w:val="Heading2"/>
+      </w:pPr>
+      <w:r>
+        <w:t>R2</w:t>
+      </w:r>
+    </w:p>
+    <w:p>
+      <w:pPr>
+        <w:pStyle w:val="CodeBlock"/>
+        <w:keepLines/>
+      </w:pPr>
+      <w:r>
+        <w:t>enable</w:t>
+        <w:br/>
+        <w:t>configure terminal</w:t>
+        <w:br/>
+        <w:t>router ospf 10</w:t>
+        <w:br/>
+        <w:t xml:space="preserve"> router-id 2.2.2.2</w:t>
+        <w:br/>
+        <w:t xml:space="preserve"> passive-interface loopback0</w:t>
+        <w:br/>
+        <w:t xml:space="preserve"> network 2.2.2.2 0.0.0.0 area 0</w:t>
+        <w:br/>
+        <w:t xml:space="preserve"> network 10.12.0.0 0.0.0.3 area 0</w:t>
+        <w:br/>
+        <w:t xml:space="preserve"> network 10.23.0.0 0.0.0.3 area 0</w:t>
+        <w:br/>
+        <w:t>end</w:t>
+        <w:br/>
+        <w:t>copy running-config startup-config</w:t>
+      </w:r>
+    </w:p>
+    <w:p>
+      <w:pPr>
+        <w:pStyle w:val="Heading2"/>
+      </w:pPr>
+      <w:r>
+        <w:t>R3</w:t>
+      </w:r>
+    </w:p>
+    <w:p>
+      <w:pPr>
+        <w:pStyle w:val="CodeBlock"/>
+        <w:keepLines/>
+      </w:pPr>
+      <w:r>
+        <w:t>enable</w:t>
+        <w:br/>
+        <w:t>configure terminal</w:t>
+        <w:br/>
+        <w:t>router ospf 10</w:t>
+        <w:br/>
+        <w:t xml:space="preserve"> router-id 3.3.3.3</w:t>
+        <w:br/>
+        <w:t xml:space="preserve"> passive-interface loopback0</w:t>
+        <w:br/>
+        <w:t xml:space="preserve"> network 3.3.3.3 0.0.0.0 area 0</w:t>
+        <w:br/>
+        <w:t xml:space="preserve"> network 10.13.0.0 0.0.0.3 area 0</w:t>
+        <w:br/>
+        <w:t xml:space="preserve"> network 10.23.0.0 0.0.0.3 area 0</w:t>
+        <w:br/>
+        <w:t>end</w:t>
+        <w:br/>
+        <w:t>copy running-config startup-config</w:t>
+      </w:r>
+    </w:p>
+    <w:p>
+      <w:pPr/>
+      <w:r>
+        <w:t>Metric key with the specified costs: initial direct R1→R3→Loopback0 is 10+1=11; alternate R1→R2→R3→Loopback0 is 10+10+1=21. At R1 Gi0/1 cost 20, both paths cost 21 (next hops 10.13.0.2 and 10.12.0.2). At cost 30, the alternate remains 21 and the direct becomes 31; R1 should select R2. Verify costs before applying these expectations.</w:t>
+      </w:r>
+    </w:p>
+    <w:p>
+      <w:pPr/>
+      <w:r>
+        <w:t>Passive fault key: after convergence R1 and R2 each have only R3 as a FULL neighbor; R3 retains two neighbors. Alternate routing can preserve all loopback tests. On R2, no passive-interface GigabitEthernet0/0 repairs the adjacency. Passive Loopback0 still advertises its network, whereas removing its OSPF activation withdraws that prefix. Neither action necessarily changes the explicitly configured router ID.</w:t>
+      </w:r>
+    </w:p>
+    <w:p>
+      <w:pPr>
+        <w:pStyle w:val="CodeBlock"/>
+        <w:keepLines/>
+        <w:pageBreakBefore/>
+      </w:pPr>
+      <w:r>
+        <w:t>! Restore the network type on R1 and R3 Gi0/1</w:t>
+        <w:br/>
+        <w:t>interface GigabitEthernet0/1</w:t>
+        <w:br/>
+        <w:t xml:space="preserve"> no ip ospf network point-to-point</w:t>
+        <w:br/>
+        <w:t xml:space="preserve"> no shutdown</w:t>
+        <w:br/>
+        <w:t>! All routers: remove experiment costs</w:t>
+        <w:br/>
+        <w:t>interface GigabitEthernet0/0</w:t>
+        <w:br/>
+        <w:t xml:space="preserve"> no ip ospf cost</w:t>
+        <w:br/>
+        <w:t>interface GigabitEthernet0/1</w:t>
+        <w:br/>
+        <w:t xml:space="preserve"> no ip ospf cost</w:t>
+        <w:br/>
+        <w:t>interface Loopback0</w:t>
+        <w:br/>
+        <w:t xml:space="preserve"> no ip ospf cost</w:t>
+        <w:br/>
+        <w:t>! R3: restore prefix activation if using network statements</w:t>
+        <w:br/>
+        <w:t>router ospf 10</w:t>
+        <w:br/>
+        <w:t xml:space="preserve"> network 3.3.3.3 0.0.0.0 area 0</w:t>
+      </w:r>
+    </w:p>
+    <w:p>
+      <w:pPr/>
+      <w:r>
+        <w:t>Exam blueprint: Cisco ENCOR 350-401 v1.2. Topic wording and scope: https://learningcontent.cisco.com/documents/marketing/exam-topics/350-401-ENCORE-v1.2.pdf</w:t>
       </w:r>
     </w:p>
     <w:p>
